--- a/data/templates/Preservation_Supplemental_Discovery_Letter.docx
+++ b/data/templates/Preservation_Supplemental_Discovery_Letter.docx
@@ -546,7 +546,7 @@
         <w:t>{{attorney_name}}</w:t>
         <w:tab/>
         <w:tab/>
-        <w:t>#{{attorney_bar}}</w:t>
+        <w:t>{{attorney_bar}}</w:t>
       </w:r>
     </w:p>
     <w:p>
@@ -574,7 +574,7 @@
         <w:t>{{second_attorney_name}}</w:t>
         <w:tab/>
         <w:tab/>
-        <w:t>#{{second_attorney_bar}}</w:t>
+        <w:t>{{second_attorney_bar}}</w:t>
       </w:r>
     </w:p>
     <w:p>
